--- a/docs/gost/02-poyasnitelnaya-zapiska.docx
+++ b/docs/gost/02-poyasnitelnaya-zapiska.docx
@@ -1042,25 +1042,31 @@
       <w:r>
         <w:t xml:space="preserve">Документ составлен по материалам репозитория и измерениям, лежащим в </w:t>
       </w:r>
-      <w:r>
-        <w:rPr>
-          <w:rFonts w:ascii="Courier New" w:hAnsi="Courier New" w:cs="Courier New"/>
-          <w:sz w:val="24"/>
-          <w:szCs w:val="24"/>
-        </w:rPr>
-        <w:t xml:space="preserve">docs/spike/results/</w:t>
-      </w:r>
+      <w:hyperlink r:id="rIdLnk1" w:history="1">
+        <w:r>
+          <w:rPr>
+            <w:rStyle w:val="Hyperlink"/>
+            <w:rFonts w:ascii="Courier New" w:hAnsi="Courier New" w:cs="Courier New"/>
+            <w:sz w:val="24"/>
+            <w:szCs w:val="24"/>
+          </w:rPr>
+          <w:t xml:space="preserve">docs/spike/results/</w:t>
+        </w:r>
+      </w:hyperlink>
       <w:r>
         <w:t xml:space="preserve"> и </w:t>
       </w:r>
-      <w:r>
-        <w:rPr>
-          <w:rFonts w:ascii="Courier New" w:hAnsi="Courier New" w:cs="Courier New"/>
-          <w:sz w:val="24"/>
-          <w:szCs w:val="24"/>
-        </w:rPr>
-        <w:t xml:space="preserve">docs/perf/</w:t>
-      </w:r>
+      <w:hyperlink r:id="rIdLnk2" w:history="1">
+        <w:r>
+          <w:rPr>
+            <w:rStyle w:val="Hyperlink"/>
+            <w:rFonts w:ascii="Courier New" w:hAnsi="Courier New" w:cs="Courier New"/>
+            <w:sz w:val="24"/>
+            <w:szCs w:val="24"/>
+          </w:rPr>
+          <w:t xml:space="preserve">docs/perf/</w:t>
+        </w:r>
+      </w:hyperlink>
       <w:r>
         <w:t xml:space="preserve">, с помощью ИИ-ассистента; человеком не проверен и никем не согласован. Подписи, должности, даты согласования и обозначение документа оставлены пустыми намеренно.</w:t>
       </w:r>
@@ -1176,14 +1182,17 @@
       <w:r>
         <w:t xml:space="preserve">Ограничения среды: ноутбук без GPU (i7-8665U, 4 ядра, 15 ГиБ), модели не более 8 млрд параметров, работа без сети. Измеренная скорость генерации на этом ноутбуке 4,3–7,7 ток./с в зависимости от модели, время до первого токена 15–30 с для запроса в 300 слов (</w:t>
       </w:r>
-      <w:r>
-        <w:rPr>
-          <w:rFonts w:ascii="Courier New" w:hAnsi="Courier New" w:cs="Courier New"/>
-          <w:sz w:val="24"/>
-          <w:szCs w:val="24"/>
-        </w:rPr>
-        <w:t xml:space="preserve">docs/spike/REPORT.md</w:t>
-      </w:r>
+      <w:hyperlink r:id="rIdLnk3" w:history="1">
+        <w:r>
+          <w:rPr>
+            <w:rStyle w:val="Hyperlink"/>
+            <w:rFonts w:ascii="Courier New" w:hAnsi="Courier New" w:cs="Courier New"/>
+            <w:sz w:val="24"/>
+            <w:szCs w:val="24"/>
+          </w:rPr>
+          <w:t xml:space="preserve">docs/spike/REPORT.md</w:t>
+        </w:r>
+      </w:hyperlink>
       <w:r>
         <w:t xml:space="preserve">, раздел 3). Следствие: мало вызовов модели на вопрос, короткие запросы, предвычисление графа.</w:t>
       </w:r>
@@ -1255,14 +1264,17 @@
       <w:r>
         <w:t xml:space="preserve">Таблица 1 – Правила R1–R3 (</w:t>
       </w:r>
-      <w:r>
-        <w:rPr>
-          <w:rFonts w:ascii="Courier New" w:hAnsi="Courier New" w:cs="Courier New"/>
-          <w:sz w:val="24"/>
-          <w:szCs w:val="24"/>
-        </w:rPr>
-        <w:t xml:space="preserve">docs/symbolic-layer.md</w:t>
-      </w:r>
+      <w:hyperlink r:id="rIdLnk4" w:history="1">
+        <w:r>
+          <w:rPr>
+            <w:rStyle w:val="Hyperlink"/>
+            <w:rFonts w:ascii="Courier New" w:hAnsi="Courier New" w:cs="Courier New"/>
+            <w:sz w:val="24"/>
+            <w:szCs w:val="24"/>
+          </w:rPr>
+          <w:t xml:space="preserve">docs/symbolic-layer.md</w:t>
+        </w:r>
+      </w:hyperlink>
       <w:r>
         <w:t xml:space="preserve">, раздел 4)</w:t>
       </w:r>
@@ -1735,14 +1747,17 @@
       <w:r>
         <w:t xml:space="preserve"> 2.x, Ollama; интерфейс – ES-модули и векторная графика без сборочного этапа (ADR-0005). Инструменты: uv, just, ruff 0.17.1, pyright 1.1.414, pytest 9.1.1 (</w:t>
       </w:r>
-      <w:r>
-        <w:rPr>
-          <w:rFonts w:ascii="Courier New" w:hAnsi="Courier New" w:cs="Courier New"/>
-          <w:sz w:val="24"/>
-          <w:szCs w:val="24"/>
-        </w:rPr>
-        <w:t xml:space="preserve">pyproject.toml</w:t>
-      </w:r>
+      <w:hyperlink r:id="rIdLnk5" w:history="1">
+        <w:r>
+          <w:rPr>
+            <w:rStyle w:val="Hyperlink"/>
+            <w:rFonts w:ascii="Courier New" w:hAnsi="Courier New" w:cs="Courier New"/>
+            <w:sz w:val="24"/>
+            <w:szCs w:val="24"/>
+          </w:rPr>
+          <w:t xml:space="preserve">pyproject.toml</w:t>
+        </w:r>
+      </w:hyperlink>
       <w:r>
         <w:t xml:space="preserve">). Сквозное тестирование с Playwright описано в группе зависимостей </w:t>
       </w:r>
@@ -1796,14 +1811,17 @@
       <w:r>
         <w:t xml:space="preserve">Таблица 2 – Скорость моделей, 300 слов запроса, до 200 токенов ответа, среднее из 3 прогонов (</w:t>
       </w:r>
-      <w:r>
-        <w:rPr>
-          <w:rFonts w:ascii="Courier New" w:hAnsi="Courier New" w:cs="Courier New"/>
-          <w:sz w:val="24"/>
-          <w:szCs w:val="24"/>
-        </w:rPr>
-        <w:t xml:space="preserve">docs/spike/REPORT.md</w:t>
-      </w:r>
+      <w:hyperlink r:id="rIdLnk6" w:history="1">
+        <w:r>
+          <w:rPr>
+            <w:rStyle w:val="Hyperlink"/>
+            <w:rFonts w:ascii="Courier New" w:hAnsi="Courier New" w:cs="Courier New"/>
+            <w:sz w:val="24"/>
+            <w:szCs w:val="24"/>
+          </w:rPr>
+          <w:t xml:space="preserve">docs/spike/REPORT.md</w:t>
+        </w:r>
+      </w:hyperlink>
       <w:r>
         <w:t xml:space="preserve">, раздел 3)</w:t>
       </w:r>
@@ -2216,14 +2234,17 @@
       <w:r>
         <w:t xml:space="preserve">Гибридный поиск (k=30, веса BM25:вектор 0,5:1) дал hit@5 = 0,97 при 35 вопросах, векторный – 0,89; параметры подобраны на тех же 35 вопросах, оценка завышена, доверительных интервалов нет (</w:t>
       </w:r>
-      <w:r>
-        <w:rPr>
-          <w:rFonts w:ascii="Courier New" w:hAnsi="Courier New" w:cs="Courier New"/>
-          <w:sz w:val="24"/>
-          <w:szCs w:val="24"/>
-        </w:rPr>
-        <w:t xml:space="preserve">docs/spike/REPORT.md</w:t>
-      </w:r>
+      <w:hyperlink r:id="rIdLnk7" w:history="1">
+        <w:r>
+          <w:rPr>
+            <w:rStyle w:val="Hyperlink"/>
+            <w:rFonts w:ascii="Courier New" w:hAnsi="Courier New" w:cs="Courier New"/>
+            <w:sz w:val="24"/>
+            <w:szCs w:val="24"/>
+          </w:rPr>
+          <w:t xml:space="preserve">docs/spike/REPORT.md</w:t>
+        </w:r>
+      </w:hyperlink>
       <w:r>
         <w:t xml:space="preserve">, раздел 5).</w:t>
       </w:r>
@@ -2240,14 +2261,17 @@
       <w:r>
         <w:t xml:space="preserve">Извлечение выполнено на GPU-сервере кафедры (RTX 4070, Ollama 0.40.11, qwen3:4b, промпт extract-2.1, схема v2, temperature 0, seed 42): 596 из 596 фрагментов, 20 из 20 рассказов, около 3,2 с на фрагмент при 4 потоках (на ноутбуке 180–250 с). Сохранено элементов 8663, отброшено 125 (дубликаты 14, цитата не найдена 111). Граф: 2157 высказываний, 1698 событий, 743 персонажа, 631 место, 49 предметов (</w:t>
       </w:r>
-      <w:r>
-        <w:rPr>
-          <w:rFonts w:ascii="Courier New" w:hAnsi="Courier New" w:cs="Courier New"/>
-          <w:sz w:val="24"/>
-          <w:szCs w:val="24"/>
-        </w:rPr>
-        <w:t xml:space="preserve">docs/spike/results/graph-sanity-20261028.md</w:t>
-      </w:r>
+      <w:hyperlink r:id="rIdLnk8" w:history="1">
+        <w:r>
+          <w:rPr>
+            <w:rStyle w:val="Hyperlink"/>
+            <w:rFonts w:ascii="Courier New" w:hAnsi="Courier New" w:cs="Courier New"/>
+            <w:sz w:val="24"/>
+            <w:szCs w:val="24"/>
+          </w:rPr>
+          <w:t xml:space="preserve">docs/spike/results/graph-sanity-20261028.md</w:t>
+        </w:r>
+      </w:hyperlink>
       <w:r>
         <w:t xml:space="preserve">).</w:t>
       </w:r>
@@ -2473,14 +2497,17 @@
             <w:pPr>
               <w:pStyle w:val="TableText"/>
             </w:pPr>
-            <w:r>
-              <w:rPr>
-                <w:rFonts w:ascii="Courier New" w:hAnsi="Courier New" w:cs="Courier New"/>
-                <w:sz w:val="20"/>
-                <w:szCs w:val="20"/>
-              </w:rPr>
-              <w:t xml:space="preserve">docs/spike/results/eval-2026-10-28-dev-ab945e8-78b3bbb3f2a6-145202-rescored.md</w:t>
-            </w:r>
+            <w:hyperlink r:id="rIdLnk9" w:history="1">
+              <w:r>
+                <w:rPr>
+                  <w:rStyle w:val="Hyperlink"/>
+                  <w:rFonts w:ascii="Courier New" w:hAnsi="Courier New" w:cs="Courier New"/>
+                  <w:sz w:val="20"/>
+                  <w:szCs w:val="20"/>
+                </w:rPr>
+                <w:t xml:space="preserve">docs/spike/results/eval-2026-10-28-dev-ab945e8-78b3bbb3f2a6-145202-rescored.md</w:t>
+              </w:r>
+            </w:hyperlink>
           </w:p>
         </w:tc>
       </w:tr>
@@ -2572,14 +2599,17 @@
             <w:pPr>
               <w:pStyle w:val="TableText"/>
             </w:pPr>
-            <w:r>
-              <w:rPr>
-                <w:rFonts w:ascii="Courier New" w:hAnsi="Courier New" w:cs="Courier New"/>
-                <w:sz w:val="20"/>
-                <w:szCs w:val="20"/>
-              </w:rPr>
-              <w:t xml:space="preserve">docs/spike/results/eval-2026-10-28-test-7b7b197-7857839ed9be-175321.md</w:t>
-            </w:r>
+            <w:hyperlink r:id="rIdLnk10" w:history="1">
+              <w:r>
+                <w:rPr>
+                  <w:rStyle w:val="Hyperlink"/>
+                  <w:rFonts w:ascii="Courier New" w:hAnsi="Courier New" w:cs="Courier New"/>
+                  <w:sz w:val="20"/>
+                  <w:szCs w:val="20"/>
+                </w:rPr>
+                <w:t xml:space="preserve">docs/spike/results/eval-2026-10-28-test-7b7b197-7857839ed9be-175321.md</w:t>
+              </w:r>
+            </w:hyperlink>
           </w:p>
         </w:tc>
       </w:tr>
@@ -2989,14 +3019,17 @@
       <w:r>
         <w:t xml:space="preserve">Контрольный набор </w:t>
       </w:r>
-      <w:r>
-        <w:rPr>
-          <w:rFonts w:ascii="Courier New" w:hAnsi="Courier New" w:cs="Courier New"/>
-          <w:sz w:val="24"/>
-          <w:szCs w:val="24"/>
-        </w:rPr>
-        <w:t xml:space="preserve">eval/golden/contradictions.jsonl</w:t>
-      </w:r>
+      <w:hyperlink r:id="rIdLnk11" w:history="1">
+        <w:r>
+          <w:rPr>
+            <w:rStyle w:val="Hyperlink"/>
+            <w:rFonts w:ascii="Courier New" w:hAnsi="Courier New" w:cs="Courier New"/>
+            <w:sz w:val="24"/>
+            <w:szCs w:val="24"/>
+          </w:rPr>
+          <w:t xml:space="preserve">eval/golden/contradictions.jsonl</w:t>
+        </w:r>
+      </w:hyperlink>
       <w:r>
         <w:t xml:space="preserve">: на test-срезе (20 случаев) найдено 0 из 12 положительных, ложных срабатываний 0 из 8 контрольных; на dev-срезе 0 из 14 и 0 из 9 (файлы </w:t>
       </w:r>
@@ -3011,14 +3044,17 @@
       <w:r>
         <w:t xml:space="preserve">). На всех 20 рассказах правила нашли единственное противоречие – курируемый случай Wisteria Lodge (</w:t>
       </w:r>
-      <w:r>
-        <w:rPr>
-          <w:rFonts w:ascii="Courier New" w:hAnsi="Courier New" w:cs="Courier New"/>
-          <w:sz w:val="24"/>
-          <w:szCs w:val="24"/>
-        </w:rPr>
-        <w:t xml:space="preserve">docs/spike/results/graph-sanity-20261028.md</w:t>
-      </w:r>
+      <w:hyperlink r:id="rIdLnk12" w:history="1">
+        <w:r>
+          <w:rPr>
+            <w:rStyle w:val="Hyperlink"/>
+            <w:rFonts w:ascii="Courier New" w:hAnsi="Courier New" w:cs="Courier New"/>
+            <w:sz w:val="24"/>
+            <w:szCs w:val="24"/>
+          </w:rPr>
+          <w:t xml:space="preserve">docs/spike/results/graph-sanity-20261028.md</w:t>
+        </w:r>
+      </w:hyperlink>
       <w:r>
         <w:t xml:space="preserve">). Вывод: правила детерминированы, но подходящих фактов в автоматическом графе практически нет.</w:t>
       </w:r>
@@ -3039,14 +3075,17 @@
       <w:r>
         <w:t xml:space="preserve">Таблица 5 – Воронка прохода на 159 фрагментах демонстрационных рассказов (</w:t>
       </w:r>
-      <w:r>
-        <w:rPr>
-          <w:rFonts w:ascii="Courier New" w:hAnsi="Courier New" w:cs="Courier New"/>
-          <w:sz w:val="24"/>
-          <w:szCs w:val="24"/>
-        </w:rPr>
-        <w:t xml:space="preserve">docs/spike/results/presence-pass-server-20261029.md</w:t>
-      </w:r>
+      <w:hyperlink r:id="rIdLnk13" w:history="1">
+        <w:r>
+          <w:rPr>
+            <w:rStyle w:val="Hyperlink"/>
+            <w:rFonts w:ascii="Courier New" w:hAnsi="Courier New" w:cs="Courier New"/>
+            <w:sz w:val="24"/>
+            <w:szCs w:val="24"/>
+          </w:rPr>
+          <w:t xml:space="preserve">docs/spike/results/presence-pass-server-20261029.md</w:t>
+        </w:r>
+      </w:hyperlink>
       <w:r>
         <w:t xml:space="preserve">)</w:t>
       </w:r>
@@ -3440,14 +3479,17 @@
       <w:r>
         <w:t xml:space="preserve"> (параллельно работали VPN, Docker, рабочий стол), оценка – верхняя; профиль 8 ГБ не проверялся (</w:t>
       </w:r>
-      <w:r>
-        <w:rPr>
-          <w:rFonts w:ascii="Courier New" w:hAnsi="Courier New" w:cs="Courier New"/>
-          <w:sz w:val="24"/>
-          <w:szCs w:val="24"/>
-        </w:rPr>
-        <w:t xml:space="preserve">docs/perf/laptop-20261029.md</w:t>
-      </w:r>
+      <w:hyperlink r:id="rIdLnk14" w:history="1">
+        <w:r>
+          <w:rPr>
+            <w:rStyle w:val="Hyperlink"/>
+            <w:rFonts w:ascii="Courier New" w:hAnsi="Courier New" w:cs="Courier New"/>
+            <w:sz w:val="24"/>
+            <w:szCs w:val="24"/>
+          </w:rPr>
+          <w:t xml:space="preserve">docs/perf/laptop-20261029.md</w:t>
+        </w:r>
+      </w:hyperlink>
       <w:r>
         <w:t xml:space="preserve">).</w:t>
       </w:r>
@@ -3482,14 +3524,17 @@
       <w:r>
         <w:t xml:space="preserve">, выключено, не слито): назван невиновный Neligan в 2 из 8 ответов, неверное лицо в 3 из 8, строго верный виновник 1 из 8 (</w:t>
       </w:r>
-      <w:r>
-        <w:rPr>
-          <w:rFonts w:ascii="Courier New" w:hAnsi="Courier New" w:cs="Courier New"/>
-          <w:sz w:val="24"/>
-          <w:szCs w:val="24"/>
-        </w:rPr>
-        <w:t xml:space="preserve">docs/spike/results/entity-answer-2026-10-29.md</w:t>
-      </w:r>
+      <w:hyperlink r:id="rIdLnk15" w:history="1">
+        <w:r>
+          <w:rPr>
+            <w:rStyle w:val="Hyperlink"/>
+            <w:rFonts w:ascii="Courier New" w:hAnsi="Courier New" w:cs="Courier New"/>
+            <w:sz w:val="24"/>
+            <w:szCs w:val="24"/>
+          </w:rPr>
+          <w:t xml:space="preserve">docs/spike/results/entity-answer-2026-10-29.md</w:t>
+        </w:r>
+      </w:hyperlink>
       <w:r>
         <w:t xml:space="preserve">). Режим </w:t>
       </w:r>
@@ -3514,25 +3559,31 @@
       <w:r>
         <w:t xml:space="preserve">Тест «до раскрытия» (</w:t>
       </w:r>
-      <w:r>
-        <w:rPr>
-          <w:rFonts w:ascii="Courier New" w:hAnsi="Courier New" w:cs="Courier New"/>
-          <w:sz w:val="24"/>
-          <w:szCs w:val="24"/>
-        </w:rPr>
-        <w:t xml:space="preserve">eval/pre_reveal.py</w:t>
-      </w:r>
+      <w:hyperlink r:id="rIdLnk16" w:history="1">
+        <w:r>
+          <w:rPr>
+            <w:rStyle w:val="Hyperlink"/>
+            <w:rFonts w:ascii="Courier New" w:hAnsi="Courier New" w:cs="Courier New"/>
+            <w:sz w:val="24"/>
+            <w:szCs w:val="24"/>
+          </w:rPr>
+          <w:t xml:space="preserve">eval/pre_reveal.py</w:t>
+        </w:r>
+      </w:hyperlink>
       <w:r>
         <w:t xml:space="preserve">, 16 вопросов, 8 рассказов): виновник назван 2/16 при полном корпусе, 0/16 при корпусе, обрезанном перед раскрытием, 1/16 у голой модели; различия статистически не значимы (</w:t>
       </w:r>
-      <w:r>
-        <w:rPr>
-          <w:rFonts w:ascii="Courier New" w:hAnsi="Courier New" w:cs="Courier New"/>
-          <w:sz w:val="24"/>
-          <w:szCs w:val="24"/>
-        </w:rPr>
-        <w:t xml:space="preserve">docs/spike/results/pre-reveal-2026-10-28-rescored.md</w:t>
-      </w:r>
+      <w:hyperlink r:id="rIdLnk17" w:history="1">
+        <w:r>
+          <w:rPr>
+            <w:rStyle w:val="Hyperlink"/>
+            <w:rFonts w:ascii="Courier New" w:hAnsi="Courier New" w:cs="Courier New"/>
+            <w:sz w:val="24"/>
+            <w:szCs w:val="24"/>
+          </w:rPr>
+          <w:t xml:space="preserve">docs/spike/results/pre-reveal-2026-10-28-rescored.md</w:t>
+        </w:r>
+      </w:hyperlink>
       <w:r>
         <w:t xml:space="preserve">).</w:t>
       </w:r>
@@ -3559,14 +3610,17 @@
       <w:r>
         <w:t xml:space="preserve">, по умолчанию выключен): на dev строгая полнота 1/14, ложных срабатываний на контролях 8/9 (</w:t>
       </w:r>
-      <w:r>
-        <w:rPr>
-          <w:rFonts w:ascii="Courier New" w:hAnsi="Courier New" w:cs="Courier New"/>
-          <w:sz w:val="24"/>
-          <w:szCs w:val="24"/>
-        </w:rPr>
-        <w:t xml:space="preserve">docs/spike/results/r3-semantic-dev-judge-r3j2.md</w:t>
-      </w:r>
+      <w:hyperlink r:id="rIdLnk18" w:history="1">
+        <w:r>
+          <w:rPr>
+            <w:rStyle w:val="Hyperlink"/>
+            <w:rFonts w:ascii="Courier New" w:hAnsi="Courier New" w:cs="Courier New"/>
+            <w:sz w:val="24"/>
+            <w:szCs w:val="24"/>
+          </w:rPr>
+          <w:t xml:space="preserve">docs/spike/results/r3-semantic-dev-judge-r3j2.md</w:t>
+        </w:r>
+      </w:hyperlink>
       <w:r>
         <w:t xml:space="preserve">). В демонстрации не показывается.</w:t>
       </w:r>
@@ -3617,14 +3671,17 @@
       <w:r>
         <w:t xml:space="preserve">Решения зафиксированы в ADR (</w:t>
       </w:r>
-      <w:r>
-        <w:rPr>
-          <w:rFonts w:ascii="Courier New" w:hAnsi="Courier New" w:cs="Courier New"/>
-          <w:sz w:val="24"/>
-          <w:szCs w:val="24"/>
-        </w:rPr>
-        <w:t xml:space="preserve">docs/adr/</w:t>
-      </w:r>
+      <w:hyperlink r:id="rIdLnk19" w:history="1">
+        <w:r>
+          <w:rPr>
+            <w:rStyle w:val="Hyperlink"/>
+            <w:rFonts w:ascii="Courier New" w:hAnsi="Courier New" w:cs="Courier New"/>
+            <w:sz w:val="24"/>
+            <w:szCs w:val="24"/>
+          </w:rPr>
+          <w:t xml:space="preserve">docs/adr/</w:t>
+        </w:r>
+      </w:hyperlink>
       <w:r>
         <w:t xml:space="preserve">). Таблица приводит статус «как записано в документе»; часть записей предшествует реализации и могла устареть.</w:t>
       </w:r>
@@ -4866,14 +4923,17 @@
       <w:r>
         <w:t xml:space="preserve"> фактах (</w:t>
       </w:r>
-      <w:r>
-        <w:rPr>
-          <w:rFonts w:ascii="Courier New" w:hAnsi="Courier New" w:cs="Courier New"/>
-          <w:sz w:val="24"/>
-          <w:szCs w:val="24"/>
-        </w:rPr>
-        <w:t xml:space="preserve">data/curated/presence_demo.jsonl</w:t>
-      </w:r>
+      <w:hyperlink r:id="rIdLnk20" w:history="1">
+        <w:r>
+          <w:rPr>
+            <w:rStyle w:val="Hyperlink"/>
+            <w:rFonts w:ascii="Courier New" w:hAnsi="Courier New" w:cs="Courier New"/>
+            <w:sz w:val="24"/>
+            <w:szCs w:val="24"/>
+          </w:rPr>
+          <w:t xml:space="preserve">data/curated/presence_demo.jsonl</w:t>
+        </w:r>
+      </w:hyperlink>
       <w:r>
         <w:t xml:space="preserve">), проверенных человеком 29.10.2026; для Abbey Grange время относительное, поэтому вывод всегда </w:t>
       </w:r>
@@ -4888,14 +4948,17 @@
       <w:r>
         <w:t xml:space="preserve">. Показывают, что делают правила на верных фактах, а не что находит модель (</w:t>
       </w:r>
-      <w:r>
-        <w:rPr>
-          <w:rFonts w:ascii="Courier New" w:hAnsi="Courier New" w:cs="Courier New"/>
-          <w:sz w:val="24"/>
-          <w:szCs w:val="24"/>
-        </w:rPr>
-        <w:t xml:space="preserve">docs/DISCLOSURE.md</w:t>
-      </w:r>
+      <w:hyperlink r:id="rIdLnk21" w:history="1">
+        <w:r>
+          <w:rPr>
+            <w:rStyle w:val="Hyperlink"/>
+            <w:rFonts w:ascii="Courier New" w:hAnsi="Courier New" w:cs="Courier New"/>
+            <w:sz w:val="24"/>
+            <w:szCs w:val="24"/>
+          </w:rPr>
+          <w:t xml:space="preserve">docs/DISCLOSURE.md</w:t>
+        </w:r>
+      </w:hyperlink>
       <w:r>
         <w:t xml:space="preserve">).</w:t>
       </w:r>
@@ -4911,14 +4974,17 @@
       <w:r>
         <w:t xml:space="preserve">Цитата проверяется на дословное вхождение в цитируемый фрагмент, но не на то, что она поддерживает утверждение (</w:t>
       </w:r>
-      <w:r>
-        <w:rPr>
-          <w:rFonts w:ascii="Courier New" w:hAnsi="Courier New" w:cs="Courier New"/>
-          <w:sz w:val="24"/>
-          <w:szCs w:val="24"/>
-        </w:rPr>
-        <w:t xml:space="preserve">docs/security.md</w:t>
-      </w:r>
+      <w:hyperlink r:id="rIdLnk22" w:history="1">
+        <w:r>
+          <w:rPr>
+            <w:rStyle w:val="Hyperlink"/>
+            <w:rFonts w:ascii="Courier New" w:hAnsi="Courier New" w:cs="Courier New"/>
+            <w:sz w:val="24"/>
+            <w:szCs w:val="24"/>
+          </w:rPr>
+          <w:t xml:space="preserve">docs/security.md</w:t>
+        </w:r>
+      </w:hyperlink>
       <w:r>
         <w:t xml:space="preserve">, 1.5); добавлена проверка пересечения содержательных слов (порог 0,3, предварительный).</w:t>
       </w:r>
@@ -4946,14 +5012,17 @@
       <w:r>
         <w:t xml:space="preserve">Вычисления на GPU-сервере: извлечение графа, проход присутствия, часть оценок; на показе их нет. Разрешение организаторов – по сообщению руководителя команды от 26.10.2026; письменный ответ к раскрытию не приложен (</w:t>
       </w:r>
-      <w:r>
-        <w:rPr>
-          <w:rFonts w:ascii="Courier New" w:hAnsi="Courier New" w:cs="Courier New"/>
-          <w:sz w:val="24"/>
-          <w:szCs w:val="24"/>
-        </w:rPr>
-        <w:t xml:space="preserve">docs/DISCLOSURE.md</w:t>
-      </w:r>
+      <w:hyperlink r:id="rIdLnk23" w:history="1">
+        <w:r>
+          <w:rPr>
+            <w:rStyle w:val="Hyperlink"/>
+            <w:rFonts w:ascii="Courier New" w:hAnsi="Courier New" w:cs="Courier New"/>
+            <w:sz w:val="24"/>
+            <w:szCs w:val="24"/>
+          </w:rPr>
+          <w:t xml:space="preserve">docs/DISCLOSURE.md</w:t>
+        </w:r>
+      </w:hyperlink>
       <w:r>
         <w:t xml:space="preserve">).</w:t>
       </w:r>
@@ -4970,47 +5039,59 @@
       <w:r>
         <w:t xml:space="preserve">Обзор безопасности выполнен 23.10.2026 (</w:t>
       </w:r>
-      <w:r>
-        <w:rPr>
-          <w:rFonts w:ascii="Courier New" w:hAnsi="Courier New" w:cs="Courier New"/>
-          <w:sz w:val="24"/>
-          <w:szCs w:val="24"/>
-        </w:rPr>
-        <w:t xml:space="preserve">docs/security.md</w:t>
-      </w:r>
+      <w:hyperlink r:id="rIdLnk24" w:history="1">
+        <w:r>
+          <w:rPr>
+            <w:rStyle w:val="Hyperlink"/>
+            <w:rFonts w:ascii="Courier New" w:hAnsi="Courier New" w:cs="Courier New"/>
+            <w:sz w:val="24"/>
+            <w:szCs w:val="24"/>
+          </w:rPr>
+          <w:t xml:space="preserve">docs/security.md</w:t>
+        </w:r>
+      </w:hyperlink>
       <w:r>
         <w:t xml:space="preserve">), по коду без запуска моделей. Выводы по группам угроз: внедрение инструкций из корпуса – модель не выбирает маршрут и аргументы инструментов (код), корпус передаётся в ограждённых блоках; найдены проблемы средней важности – неограждённые поля в запросе и проверка цитат только на дословность. Песочница чтения файлов MCP – в порядке; серверы filesystem/fetch не подключены. API: привязка к loopback, проверка Host и Origin, заголовки CSP и X-Frame-Options. SQL-инъекции, pickle/eval – не выявлены. Таблица статусов в отчёте содержит пометки «исправлено, не закоммичено» на момент обзора; актуальное состояние исправлений нужно проверять по коду и тестам (</w:t>
       </w:r>
-      <w:r>
-        <w:rPr>
-          <w:rFonts w:ascii="Courier New" w:hAnsi="Courier New" w:cs="Courier New"/>
-          <w:sz w:val="24"/>
-          <w:szCs w:val="24"/>
-        </w:rPr>
-        <w:t xml:space="preserve">tests/api/test_hardening.py</w:t>
-      </w:r>
+      <w:hyperlink r:id="rIdLnk25" w:history="1">
+        <w:r>
+          <w:rPr>
+            <w:rStyle w:val="Hyperlink"/>
+            <w:rFonts w:ascii="Courier New" w:hAnsi="Courier New" w:cs="Courier New"/>
+            <w:sz w:val="24"/>
+            <w:szCs w:val="24"/>
+          </w:rPr>
+          <w:t xml:space="preserve">tests/api/test_hardening.py</w:t>
+        </w:r>
+      </w:hyperlink>
       <w:r>
         <w:t xml:space="preserve">, </w:t>
       </w:r>
-      <w:r>
-        <w:rPr>
-          <w:rFonts w:ascii="Courier New" w:hAnsi="Courier New" w:cs="Courier New"/>
-          <w:sz w:val="24"/>
-          <w:szCs w:val="24"/>
-        </w:rPr>
-        <w:t xml:space="preserve">tests/mcp/test_hardening.py</w:t>
-      </w:r>
+      <w:hyperlink r:id="rIdLnk26" w:history="1">
+        <w:r>
+          <w:rPr>
+            <w:rStyle w:val="Hyperlink"/>
+            <w:rFonts w:ascii="Courier New" w:hAnsi="Courier New" w:cs="Courier New"/>
+            <w:sz w:val="24"/>
+            <w:szCs w:val="24"/>
+          </w:rPr>
+          <w:t xml:space="preserve">tests/mcp/test_hardening.py</w:t>
+        </w:r>
+      </w:hyperlink>
       <w:r>
         <w:t xml:space="preserve">, </w:t>
       </w:r>
-      <w:r>
-        <w:rPr>
-          <w:rFonts w:ascii="Courier New" w:hAnsi="Courier New" w:cs="Courier New"/>
-          <w:sz w:val="24"/>
-          <w:szCs w:val="24"/>
-        </w:rPr>
-        <w:t xml:space="preserve">tests/agent/test_security.py</w:t>
-      </w:r>
+      <w:hyperlink r:id="rIdLnk27" w:history="1">
+        <w:r>
+          <w:rPr>
+            <w:rStyle w:val="Hyperlink"/>
+            <w:rFonts w:ascii="Courier New" w:hAnsi="Courier New" w:cs="Courier New"/>
+            <w:sz w:val="24"/>
+            <w:szCs w:val="24"/>
+          </w:rPr>
+          <w:t xml:space="preserve">tests/agent/test_security.py</w:t>
+        </w:r>
+      </w:hyperlink>
       <w:r>
         <w:t xml:space="preserve">). Открытыми на момент отчёта остались: извлечение-время внедрение (не изучено глубоко), неограниченная привязка к не-loopback адресам (только предупреждение), проверка контрольных сумм корпуса и vendor-файлов.</w:t>
       </w:r>
@@ -5034,14 +5115,17 @@
       <w:r>
         <w:t xml:space="preserve">Чистая установка из офлайн-архива на двух разных ноутбуках (issue #8): проверена одна машина (</w:t>
       </w:r>
-      <w:r>
-        <w:rPr>
-          <w:rFonts w:ascii="Courier New" w:hAnsi="Courier New" w:cs="Courier New"/>
-          <w:sz w:val="24"/>
-          <w:szCs w:val="24"/>
-        </w:rPr>
-        <w:t xml:space="preserve">docs/perf/clean-install-20261029.md</w:t>
-      </w:r>
+      <w:hyperlink r:id="rIdLnk28" w:history="1">
+        <w:r>
+          <w:rPr>
+            <w:rStyle w:val="Hyperlink"/>
+            <w:rFonts w:ascii="Courier New" w:hAnsi="Courier New" w:cs="Courier New"/>
+            <w:sz w:val="24"/>
+            <w:szCs w:val="24"/>
+          </w:rPr>
+          <w:t xml:space="preserve">docs/perf/clean-install-20261029.md</w:t>
+        </w:r>
+      </w:hyperlink>
       <w:r>
         <w:t xml:space="preserve">).</w:t>
       </w:r>
@@ -5933,6 +6017,15 @@
     <w:rPr>
       <w:b/>
       <w:i/>
+    </w:rPr>
+  </w:style>
+  <w:style w:type="character" w:styleId="Hyperlink">
+    <w:name w:val="Hyperlink"/>
+    <w:uiPriority w:val="99"/>
+    <w:unhideWhenUsed/>
+    <w:rPr>
+      <w:color w:val="0563C1"/>
+      <w:u w:val="single"/>
     </w:rPr>
   </w:style>
   <w:style w:type="paragraph" w:styleId="ListDash">

--- a/docs/gost/02-poyasnitelnaya-zapiska.docx
+++ b/docs/gost/02-poyasnitelnaya-zapiska.docx
@@ -7,40 +7,7 @@
         <w:pStyle w:val="Title0"/>
       </w:pPr>
       <w:r>
-        <w:t xml:space="preserve">____</w:t>
-      </w:r>
-      <w:r>
-        <w:t xml:space="preserve">____</w:t>
-      </w:r>
-      <w:r>
-        <w:t xml:space="preserve">____</w:t>
-      </w:r>
-      <w:r>
-        <w:t xml:space="preserve">____</w:t>
-      </w:r>
-      <w:r>
-        <w:t xml:space="preserve">____</w:t>
-      </w:r>
-      <w:r>
-        <w:t xml:space="preserve">____</w:t>
-      </w:r>
-      <w:r>
-        <w:t xml:space="preserve">____</w:t>
-      </w:r>
-      <w:r>
-        <w:t xml:space="preserve">____</w:t>
-      </w:r>
-      <w:r>
-        <w:t xml:space="preserve">____</w:t>
-      </w:r>
-      <w:r>
-        <w:t xml:space="preserve">____</w:t>
-      </w:r>
-      <w:r>
-        <w:t xml:space="preserve">____</w:t>
-      </w:r>
-      <w:r>
-        <w:t xml:space="preserve">____</w:t>
+        <w:t xml:space="preserve">________________________________________________</w:t>
       </w:r>
     </w:p>
     <w:p>
@@ -202,41 +169,74 @@
           <w:sz w:val="24"/>
           <w:szCs w:val="24"/>
         </w:rPr>
-        <w:t xml:space="preserve">Обозначение документа: </w:t>
-      </w:r>
+        <w:t xml:space="preserve">Обозначение документа: ____________ (присваивается организацией)</w:t>
+      </w:r>
+    </w:p>
+    <w:p>
+      <w:pPr>
+        <w:pStyle w:val="Title0"/>
+      </w:pPr>
+    </w:p>
+    <w:p>
+      <w:pPr>
+        <w:pStyle w:val="Title0"/>
+      </w:pPr>
+      <w:r>
+        <w:rPr>
+          <w:b/>
+          <w:sz w:val="24"/>
+          <w:szCs w:val="24"/>
+        </w:rPr>
+        <w:t xml:space="preserve">Авторы:</w:t>
+      </w:r>
+    </w:p>
+    <w:p>
+      <w:pPr>
+        <w:pStyle w:val="Title0"/>
+      </w:pPr>
       <w:r>
         <w:rPr>
           <w:sz w:val="24"/>
           <w:szCs w:val="24"/>
         </w:rPr>
-        <w:t xml:space="preserve">____</w:t>
-      </w:r>
+        <w:t xml:space="preserve">Верховых Егор</w:t>
+      </w:r>
+    </w:p>
+    <w:p>
+      <w:pPr>
+        <w:pStyle w:val="Title0"/>
+      </w:pPr>
       <w:r>
         <w:rPr>
           <w:sz w:val="24"/>
           <w:szCs w:val="24"/>
         </w:rPr>
-        <w:t xml:space="preserve">____</w:t>
-      </w:r>
+        <w:t xml:space="preserve">Стрижевский Андрей</w:t>
+      </w:r>
+    </w:p>
+    <w:p>
+      <w:pPr>
+        <w:pStyle w:val="Title0"/>
+      </w:pPr>
       <w:r>
         <w:rPr>
           <w:sz w:val="24"/>
           <w:szCs w:val="24"/>
         </w:rPr>
-        <w:t xml:space="preserve">____</w:t>
-      </w:r>
+        <w:t xml:space="preserve">Парамонов Даниил</w:t>
+      </w:r>
+    </w:p>
+    <w:p>
+      <w:pPr>
+        <w:pStyle w:val="Title0"/>
+      </w:pPr>
       <w:r>
         <w:rPr>
           <w:sz w:val="24"/>
           <w:szCs w:val="24"/>
         </w:rPr>
-        <w:t xml:space="preserve"> (присваивается организацией)</w:t>
-      </w:r>
-    </w:p>
-    <w:p>
-      <w:pPr>
-        <w:pStyle w:val="Title0"/>
-      </w:pPr>
+        <w:t xml:space="preserve">Приц Артём</w:t>
+      </w:r>
     </w:p>
     <w:p>
       <w:pPr>
@@ -6026,6 +6026,38 @@
     <w:rPr>
       <w:color w:val="0563C1"/>
       <w:u w:val="single"/>
+    </w:rPr>
+  </w:style>
+  <w:style w:type="paragraph" w:styleId="FH">
+    <w:name w:val="File Heading"/>
+    <w:basedOn w:val="Normal"/>
+    <w:next w:val="FT"/>
+    <w:qFormat/>
+    <w:pPr>
+      <w:keepNext/>
+      <w:keepLines/>
+      <w:spacing w:before="140" w:after="20" w:line="240" w:lineRule="auto"/>
+      <w:ind w:firstLine="0"/>
+      <w:jc w:val="left"/>
+    </w:pPr>
+    <w:rPr>
+      <w:b/>
+      <w:sz w:val="24"/>
+      <w:szCs w:val="24"/>
+    </w:rPr>
+  </w:style>
+  <w:style w:type="paragraph" w:styleId="FT">
+    <w:name w:val="File Text"/>
+    <w:basedOn w:val="Normal"/>
+    <w:qFormat/>
+    <w:pPr>
+      <w:spacing w:after="40" w:line="252" w:lineRule="auto"/>
+      <w:ind w:firstLine="0"/>
+      <w:jc w:val="left"/>
+    </w:pPr>
+    <w:rPr>
+      <w:sz w:val="23"/>
+      <w:szCs w:val="23"/>
     </w:rPr>
   </w:style>
   <w:style w:type="paragraph" w:styleId="ListDash">

--- a/docs/gost/02-poyasnitelnaya-zapiska.docx
+++ b/docs/gost/02-poyasnitelnaya-zapiska.docx
@@ -968,7 +968,7 @@
         <w:tab/>
       </w:r>
       <w:r>
-        <w:t xml:space="preserve">10</w:t>
+        <w:t xml:space="preserve">11</w:t>
       </w:r>
     </w:p>
     <w:p>
@@ -982,7 +982,7 @@
         <w:tab/>
       </w:r>
       <w:r>
-        <w:t xml:space="preserve">11</w:t>
+        <w:t xml:space="preserve">12</w:t>
       </w:r>
     </w:p>
     <w:p>
@@ -1010,7 +1010,7 @@
         <w:tab/>
       </w:r>
       <w:r>
-        <w:t xml:space="preserve">13</w:t>
+        <w:t xml:space="preserve">14</w:t>
       </w:r>
     </w:p>
     <w:p>
@@ -3511,7 +3511,140 @@
         </w:numPr>
       </w:pPr>
       <w:r>
-        <w:t xml:space="preserve">Выбор сущности на вопросы «кто» (ветка </w:t>
+        <w:t xml:space="preserve">Угадывание виновного (матрица подозреваемых, ветка </w:t>
+      </w:r>
+      <w:r>
+        <w:rPr>
+          <w:rFonts w:ascii="Courier New" w:hAnsi="Courier New" w:cs="Courier New"/>
+          <w:sz w:val="24"/>
+          <w:szCs w:val="24"/>
+        </w:rPr>
+        <w:t xml:space="preserve">feat/suspects-matrix</w:t>
+      </w:r>
+      <w:r>
+        <w:t xml:space="preserve">, в </w:t>
+      </w:r>
+      <w:r>
+        <w:rPr>
+          <w:rFonts w:ascii="Courier New" w:hAnsi="Courier New" w:cs="Courier New"/>
+          <w:sz w:val="24"/>
+          <w:szCs w:val="24"/>
+        </w:rPr>
+        <w:t xml:space="preserve">main</w:t>
+      </w:r>
+      <w:r>
+        <w:t xml:space="preserve"> на дату составления её нет; отчёты </w:t>
+      </w:r>
+      <w:r>
+        <w:rPr>
+          <w:rFonts w:ascii="Courier New" w:hAnsi="Courier New" w:cs="Courier New"/>
+          <w:sz w:val="24"/>
+          <w:szCs w:val="24"/>
+        </w:rPr>
+        <w:t xml:space="preserve">docs/spike/results/suspects-20261030.md</w:t>
+      </w:r>
+      <w:r>
+        <w:t xml:space="preserve"> и </w:t>
+      </w:r>
+      <w:r>
+        <w:rPr>
+          <w:rFonts w:ascii="Courier New" w:hAnsi="Courier New" w:cs="Courier New"/>
+          <w:sz w:val="24"/>
+          <w:szCs w:val="24"/>
+        </w:rPr>
+        <w:t xml:space="preserve">suspects-prereg-heldout-20261030.md</w:t>
+      </w:r>
+      <w:r>
+        <w:t xml:space="preserve"> лежат на этой ветке). Тестовый срез основного корпуса (8 рассказов, замороженный протокол, один прогон): ни один метод не превзошёл простые базовые приёмы. Dev (8 рассказов) – исследовательский: лучший из примерно 35 вариантов, парный турнир на qwen3:14b, назвал виновного первым в 4 случаях из 8; цифра завышена, так как метод отбирался на этих же рассказах. На 6 новых рассказах (Честертон, «Father Brown», протокол заморожен до прогона, один запуск) тот же метод назвал виновного первым в 2 случаях из 6 – как и базовая «самый упоминаемый» (2 из 6); интервал Уилсона 0,10–0,70; один оправданный назван первым. Метки (виновный, оправданные, место обрезки текста) расставил ИИ, нужна проверка человеком. Вывод: система не угадывает развязку надёжно; «не обвиняет невиновного» выполняется лишь ценой отказов отвечать.</w:t>
+      </w:r>
+    </w:p>
+    <w:p>
+      <w:pPr>
+        <w:pStyle w:val="ListDash"/>
+        <w:numPr>
+          <w:ilvl w:val="0"/>
+          <w:numId w:val="1"/>
+        </w:numPr>
+      </w:pPr>
+      <w:r>
+        <w:t xml:space="preserve">Тест «до раскрытия» (</w:t>
+      </w:r>
+      <w:hyperlink r:id="rIdLnk15" w:history="1">
+        <w:r>
+          <w:rPr>
+            <w:rStyle w:val="Hyperlink"/>
+            <w:rFonts w:ascii="Courier New" w:hAnsi="Courier New" w:cs="Courier New"/>
+            <w:sz w:val="24"/>
+            <w:szCs w:val="24"/>
+          </w:rPr>
+          <w:t xml:space="preserve">eval/pre_reveal.py</w:t>
+        </w:r>
+      </w:hyperlink>
+      <w:r>
+        <w:t xml:space="preserve">, 16 вопросов, 8 рассказов): виновник назван 2/16 при полном корпусе, 0/16 при корпусе, обрезанном перед раскрытием, 1/16 у голой модели; различия статистически не значимы (</w:t>
+      </w:r>
+      <w:hyperlink r:id="rIdLnk16" w:history="1">
+        <w:r>
+          <w:rPr>
+            <w:rStyle w:val="Hyperlink"/>
+            <w:rFonts w:ascii="Courier New" w:hAnsi="Courier New" w:cs="Courier New"/>
+            <w:sz w:val="24"/>
+            <w:szCs w:val="24"/>
+          </w:rPr>
+          <w:t xml:space="preserve">docs/spike/results/pre-reveal-2026-10-28-rescored.md</w:t>
+        </w:r>
+      </w:hyperlink>
+      <w:r>
+        <w:t xml:space="preserve">).</w:t>
+      </w:r>
+    </w:p>
+    <w:p>
+      <w:pPr>
+        <w:pStyle w:val="ListDash"/>
+        <w:numPr>
+          <w:ilvl w:val="0"/>
+          <w:numId w:val="1"/>
+        </w:numPr>
+      </w:pPr>
+      <w:r>
+        <w:t xml:space="preserve">Семантический R3 (модельная проверка пар высказываний, </w:t>
+      </w:r>
+      <w:r>
+        <w:rPr>
+          <w:rFonts w:ascii="Courier New" w:hAnsi="Courier New" w:cs="Courier New"/>
+          <w:sz w:val="24"/>
+          <w:szCs w:val="24"/>
+        </w:rPr>
+        <w:t xml:space="preserve">AgentConfig.semantic_r3</w:t>
+      </w:r>
+      <w:r>
+        <w:t xml:space="preserve">, по умолчанию выключен): на dev строгая полнота 1/14, ложных срабатываний на контролях 8/9 (</w:t>
+      </w:r>
+      <w:hyperlink r:id="rIdLnk17" w:history="1">
+        <w:r>
+          <w:rPr>
+            <w:rStyle w:val="Hyperlink"/>
+            <w:rFonts w:ascii="Courier New" w:hAnsi="Courier New" w:cs="Courier New"/>
+            <w:sz w:val="24"/>
+            <w:szCs w:val="24"/>
+          </w:rPr>
+          <w:t xml:space="preserve">docs/spike/results/r3-semantic-dev-judge-r3j2.md</w:t>
+        </w:r>
+      </w:hyperlink>
+      <w:r>
+        <w:t xml:space="preserve">). В демонстрации не показывается.</w:t>
+      </w:r>
+    </w:p>
+    <w:p>
+      <w:pPr>
+        <w:pStyle w:val="ListDash"/>
+        <w:numPr>
+          <w:ilvl w:val="0"/>
+          <w:numId w:val="1"/>
+        </w:numPr>
+      </w:pPr>
+      <w:r>
+        <w:t xml:space="preserve">Более ранний вариант </w:t>
       </w:r>
       <w:r>
         <w:rPr>
@@ -3522,9 +3655,9 @@
         <w:t xml:space="preserve">exp/entity-answer</w:t>
       </w:r>
       <w:r>
-        <w:t xml:space="preserve">, выключено, не слито): назван невиновный Neligan в 2 из 8 ответов, неверное лицо в 3 из 8, строго верный виновник 1 из 8 (</w:t>
-      </w:r>
-      <w:hyperlink r:id="rIdLnk15" w:history="1">
+        <w:t xml:space="preserve"> (выбор сущности) признан небезопасным (</w:t>
+      </w:r>
+      <w:hyperlink r:id="rIdLnk18" w:history="1">
         <w:r>
           <w:rPr>
             <w:rStyle w:val="Hyperlink"/>
@@ -3536,105 +3669,7 @@
         </w:r>
       </w:hyperlink>
       <w:r>
-        <w:t xml:space="preserve">). Режим </w:t>
-      </w:r>
-      <w:r>
-        <w:rPr>
-          <w:b/>
-        </w:rPr>
-        <w:t xml:space="preserve">не безопасен</w:t>
-      </w:r>
-      <w:r>
-        <w:t xml:space="preserve">; эксперимент исследовательский, выборка мала (n = 8).</w:t>
-      </w:r>
-    </w:p>
-    <w:p>
-      <w:pPr>
-        <w:pStyle w:val="ListDash"/>
-        <w:numPr>
-          <w:ilvl w:val="0"/>
-          <w:numId w:val="1"/>
-        </w:numPr>
-      </w:pPr>
-      <w:r>
-        <w:t xml:space="preserve">Тест «до раскрытия» (</w:t>
-      </w:r>
-      <w:hyperlink r:id="rIdLnk16" w:history="1">
-        <w:r>
-          <w:rPr>
-            <w:rStyle w:val="Hyperlink"/>
-            <w:rFonts w:ascii="Courier New" w:hAnsi="Courier New" w:cs="Courier New"/>
-            <w:sz w:val="24"/>
-            <w:szCs w:val="24"/>
-          </w:rPr>
-          <w:t xml:space="preserve">eval/pre_reveal.py</w:t>
-        </w:r>
-      </w:hyperlink>
-      <w:r>
-        <w:t xml:space="preserve">, 16 вопросов, 8 рассказов): виновник назван 2/16 при полном корпусе, 0/16 при корпусе, обрезанном перед раскрытием, 1/16 у голой модели; различия статистически не значимы (</w:t>
-      </w:r>
-      <w:hyperlink r:id="rIdLnk17" w:history="1">
-        <w:r>
-          <w:rPr>
-            <w:rStyle w:val="Hyperlink"/>
-            <w:rFonts w:ascii="Courier New" w:hAnsi="Courier New" w:cs="Courier New"/>
-            <w:sz w:val="24"/>
-            <w:szCs w:val="24"/>
-          </w:rPr>
-          <w:t xml:space="preserve">docs/spike/results/pre-reveal-2026-10-28-rescored.md</w:t>
-        </w:r>
-      </w:hyperlink>
-      <w:r>
-        <w:t xml:space="preserve">).</w:t>
-      </w:r>
-    </w:p>
-    <w:p>
-      <w:pPr>
-        <w:pStyle w:val="ListDash"/>
-        <w:numPr>
-          <w:ilvl w:val="0"/>
-          <w:numId w:val="1"/>
-        </w:numPr>
-      </w:pPr>
-      <w:r>
-        <w:t xml:space="preserve">Семантический R3 (модельная проверка пар высказываний, </w:t>
-      </w:r>
-      <w:r>
-        <w:rPr>
-          <w:rFonts w:ascii="Courier New" w:hAnsi="Courier New" w:cs="Courier New"/>
-          <w:sz w:val="24"/>
-          <w:szCs w:val="24"/>
-        </w:rPr>
-        <w:t xml:space="preserve">AgentConfig.semantic_r3</w:t>
-      </w:r>
-      <w:r>
-        <w:t xml:space="preserve">, по умолчанию выключен): на dev строгая полнота 1/14, ложных срабатываний на контролях 8/9 (</w:t>
-      </w:r>
-      <w:hyperlink r:id="rIdLnk18" w:history="1">
-        <w:r>
-          <w:rPr>
-            <w:rStyle w:val="Hyperlink"/>
-            <w:rFonts w:ascii="Courier New" w:hAnsi="Courier New" w:cs="Courier New"/>
-            <w:sz w:val="24"/>
-            <w:szCs w:val="24"/>
-          </w:rPr>
-          <w:t xml:space="preserve">docs/spike/results/r3-semantic-dev-judge-r3j2.md</w:t>
-        </w:r>
-      </w:hyperlink>
-      <w:r>
-        <w:t xml:space="preserve">). В демонстрации не показывается.</w:t>
-      </w:r>
-    </w:p>
-    <w:p>
-      <w:pPr>
-        <w:pStyle w:val="ListDash"/>
-        <w:numPr>
-          <w:ilvl w:val="0"/>
-          <w:numId w:val="1"/>
-        </w:numPr>
-      </w:pPr>
-      <w:r>
-        <w:t xml:space="preserve">Эксперименты ветки </w:t>
+        <w:t xml:space="preserve">); он не слит. Код ветки </w:t>
       </w:r>
       <w:r>
         <w:rPr>
@@ -3645,18 +3680,7 @@
         <w:t xml:space="preserve">feat/suspects-matrix</w:t>
       </w:r>
       <w:r>
-        <w:t xml:space="preserve"> (матрица подозреваемых) в состав основного кода и настоящей документации не входят: на дату составления в </w:t>
-      </w:r>
-      <w:r>
-        <w:rPr>
-          <w:rFonts w:ascii="Courier New" w:hAnsi="Courier New" w:cs="Courier New"/>
-          <w:sz w:val="24"/>
-          <w:szCs w:val="24"/>
-        </w:rPr>
-        <w:t xml:space="preserve">main</w:t>
-      </w:r>
-      <w:r>
-        <w:t xml:space="preserve"> их нет.</w:t>
+        <w:t xml:space="preserve"> в настоящую документацию не входит, использованы только её отчёты.</w:t>
       </w:r>
     </w:p>
     <w:p>

--- a/docs/gost/02-poyasnitelnaya-zapiska.docx
+++ b/docs/gost/02-poyasnitelnaya-zapiska.docx
@@ -3511,38 +3511,47 @@
         </w:numPr>
       </w:pPr>
       <w:r>
-        <w:t xml:space="preserve">Угадывание виновного (матрица подозреваемых, ветка </w:t>
-      </w:r>
-      <w:r>
-        <w:rPr>
-          <w:rFonts w:ascii="Courier New" w:hAnsi="Courier New" w:cs="Courier New"/>
-          <w:sz w:val="24"/>
-          <w:szCs w:val="24"/>
-        </w:rPr>
-        <w:t xml:space="preserve">feat/suspects-matrix</w:t>
-      </w:r>
-      <w:r>
-        <w:t xml:space="preserve">, в </w:t>
-      </w:r>
-      <w:r>
-        <w:rPr>
-          <w:rFonts w:ascii="Courier New" w:hAnsi="Courier New" w:cs="Courier New"/>
-          <w:sz w:val="24"/>
-          <w:szCs w:val="24"/>
-        </w:rPr>
-        <w:t xml:space="preserve">main</w:t>
-      </w:r>
-      <w:r>
-        <w:t xml:space="preserve"> на дату составления её нет; отчёты </w:t>
-      </w:r>
-      <w:r>
-        <w:rPr>
-          <w:rFonts w:ascii="Courier New" w:hAnsi="Courier New" w:cs="Courier New"/>
-          <w:sz w:val="24"/>
-          <w:szCs w:val="24"/>
-        </w:rPr>
-        <w:t xml:space="preserve">docs/spike/results/suspects-20261030.md</w:t>
-      </w:r>
+        <w:t xml:space="preserve">Угадывание виновного (матрица подозреваемых, экспериментальный код </w:t>
+      </w:r>
+      <w:hyperlink r:id="rIdLnk15" w:history="1">
+        <w:r>
+          <w:rPr>
+            <w:rStyle w:val="Hyperlink"/>
+            <w:rFonts w:ascii="Courier New" w:hAnsi="Courier New" w:cs="Courier New"/>
+            <w:sz w:val="24"/>
+            <w:szCs w:val="24"/>
+          </w:rPr>
+          <w:t xml:space="preserve">src/detective_board/suspects/</w:t>
+        </w:r>
+      </w:hyperlink>
+      <w:r>
+        <w:t xml:space="preserve">, </w:t>
+      </w:r>
+      <w:hyperlink r:id="rIdLnk16" w:history="1">
+        <w:r>
+          <w:rPr>
+            <w:rStyle w:val="Hyperlink"/>
+            <w:rFonts w:ascii="Courier New" w:hAnsi="Courier New" w:cs="Courier New"/>
+            <w:sz w:val="24"/>
+            <w:szCs w:val="24"/>
+          </w:rPr>
+          <w:t xml:space="preserve">eval/suspects/</w:t>
+        </w:r>
+      </w:hyperlink>
+      <w:r>
+        <w:t xml:space="preserve">; отчёты </w:t>
+      </w:r>
+      <w:hyperlink r:id="rIdLnk17" w:history="1">
+        <w:r>
+          <w:rPr>
+            <w:rStyle w:val="Hyperlink"/>
+            <w:rFonts w:ascii="Courier New" w:hAnsi="Courier New" w:cs="Courier New"/>
+            <w:sz w:val="24"/>
+            <w:szCs w:val="24"/>
+          </w:rPr>
+          <w:t xml:space="preserve">docs/spike/results/suspects-20261030.md</w:t>
+        </w:r>
+      </w:hyperlink>
       <w:r>
         <w:t xml:space="preserve"> и </w:t>
       </w:r>
@@ -3555,7 +3564,7 @@
         <w:t xml:space="preserve">suspects-prereg-heldout-20261030.md</w:t>
       </w:r>
       <w:r>
-        <w:t xml:space="preserve"> лежат на этой ветке). Тестовый срез основного корпуса (8 рассказов, замороженный протокол, один прогон): ни один метод не превзошёл простые базовые приёмы. Dev (8 рассказов) – исследовательский: лучший из примерно 35 вариантов, парный турнир на qwen3:14b, назвал виновного первым в 4 случаях из 8; цифра завышена, так как метод отбирался на этих же рассказах. На 6 новых рассказах (Честертон, «Father Brown», протокол заморожен до прогона, один запуск) тот же метод назвал виновного первым в 2 случаях из 6 – как и базовая «самый упоминаемый» (2 из 6); интервал Уилсона 0,10–0,70; один оправданный назван первым. Метки (виновный, оправданные, место обрезки текста) расставил ИИ, нужна проверка человеком. Вывод: система не угадывает развязку надёжно; «не обвиняет невиновного» выполняется лишь ценой отказов отвечать.</w:t>
+        <w:t xml:space="preserve">). Тестовый срез основного корпуса (8 рассказов, замороженный протокол, один прогон): ни один метод не превзошёл простые базовые приёмы. Dev (8 рассказов) – исследовательский: лучший из примерно 35 вариантов, парный турнир на qwen3:14b, назвал виновного первым в 4 случаях из 8; цифра завышена, так как метод отбирался на этих же рассказах. На 6 новых рассказах (Честертон, «Father Brown», протокол заморожен до прогона, один запуск) тот же метод назвал виновного первым в 2 случаях из 6 – как и базовая «самый упоминаемый» (2 из 6); интервал Уилсона 0,10–0,70; один оправданный назван первым. Метки (виновный, оправданные, место обрезки текста) расставил ИИ, нужна проверка человеком. Вывод: система не угадывает развязку надёжно; «не обвиняет невиновного» выполняется лишь ценой отказов отвечать.</w:t>
       </w:r>
     </w:p>
     <w:p>
@@ -3569,7 +3578,7 @@
       <w:r>
         <w:t xml:space="preserve">Тест «до раскрытия» (</w:t>
       </w:r>
-      <w:hyperlink r:id="rIdLnk15" w:history="1">
+      <w:hyperlink r:id="rIdLnk18" w:history="1">
         <w:r>
           <w:rPr>
             <w:rStyle w:val="Hyperlink"/>
@@ -3583,7 +3592,7 @@
       <w:r>
         <w:t xml:space="preserve">, 16 вопросов, 8 рассказов): виновник назван 2/16 при полном корпусе, 0/16 при корпусе, обрезанном перед раскрытием, 1/16 у голой модели; различия статистически не значимы (</w:t>
       </w:r>
-      <w:hyperlink r:id="rIdLnk16" w:history="1">
+      <w:hyperlink r:id="rIdLnk19" w:history="1">
         <w:r>
           <w:rPr>
             <w:rStyle w:val="Hyperlink"/>
@@ -3620,7 +3629,7 @@
       <w:r>
         <w:t xml:space="preserve">, по умолчанию выключен): на dev строгая полнота 1/14, ложных срабатываний на контролях 8/9 (</w:t>
       </w:r>
-      <w:hyperlink r:id="rIdLnk17" w:history="1">
+      <w:hyperlink r:id="rIdLnk20" w:history="1">
         <w:r>
           <w:rPr>
             <w:rStyle w:val="Hyperlink"/>
@@ -3657,7 +3666,7 @@
       <w:r>
         <w:t xml:space="preserve"> (выбор сущности) признан небезопасным (</w:t>
       </w:r>
-      <w:hyperlink r:id="rIdLnk18" w:history="1">
+      <w:hyperlink r:id="rIdLnk21" w:history="1">
         <w:r>
           <w:rPr>
             <w:rStyle w:val="Hyperlink"/>
@@ -3669,18 +3678,7 @@
         </w:r>
       </w:hyperlink>
       <w:r>
-        <w:t xml:space="preserve">); он не слит. Код ветки </w:t>
-      </w:r>
-      <w:r>
-        <w:rPr>
-          <w:rFonts w:ascii="Courier New" w:hAnsi="Courier New" w:cs="Courier New"/>
-          <w:sz w:val="24"/>
-          <w:szCs w:val="24"/>
-        </w:rPr>
-        <w:t xml:space="preserve">feat/suspects-matrix</w:t>
-      </w:r>
-      <w:r>
-        <w:t xml:space="preserve"> в настоящую документацию не входит, использованы только её отчёты.</w:t>
+        <w:t xml:space="preserve">); он не слит.</w:t>
       </w:r>
     </w:p>
     <w:p>
@@ -3695,7 +3693,7 @@
       <w:r>
         <w:t xml:space="preserve">Решения зафиксированы в ADR (</w:t>
       </w:r>
-      <w:hyperlink r:id="rIdLnk19" w:history="1">
+      <w:hyperlink r:id="rIdLnk22" w:history="1">
         <w:r>
           <w:rPr>
             <w:rStyle w:val="Hyperlink"/>
@@ -4947,7 +4945,7 @@
       <w:r>
         <w:t xml:space="preserve"> фактах (</w:t>
       </w:r>
-      <w:hyperlink r:id="rIdLnk20" w:history="1">
+      <w:hyperlink r:id="rIdLnk23" w:history="1">
         <w:r>
           <w:rPr>
             <w:rStyle w:val="Hyperlink"/>
@@ -4972,7 +4970,7 @@
       <w:r>
         <w:t xml:space="preserve">. Показывают, что делают правила на верных фактах, а не что находит модель (</w:t>
       </w:r>
-      <w:hyperlink r:id="rIdLnk21" w:history="1">
+      <w:hyperlink r:id="rIdLnk24" w:history="1">
         <w:r>
           <w:rPr>
             <w:rStyle w:val="Hyperlink"/>
@@ -4998,7 +4996,7 @@
       <w:r>
         <w:t xml:space="preserve">Цитата проверяется на дословное вхождение в цитируемый фрагмент, но не на то, что она поддерживает утверждение (</w:t>
       </w:r>
-      <w:hyperlink r:id="rIdLnk22" w:history="1">
+      <w:hyperlink r:id="rIdLnk25" w:history="1">
         <w:r>
           <w:rPr>
             <w:rStyle w:val="Hyperlink"/>
@@ -5036,7 +5034,7 @@
       <w:r>
         <w:t xml:space="preserve">Вычисления на GPU-сервере: извлечение графа, проход присутствия, часть оценок; на показе их нет. Разрешение организаторов – по сообщению руководителя команды от 26.10.2026; письменный ответ к раскрытию не приложен (</w:t>
       </w:r>
-      <w:hyperlink r:id="rIdLnk23" w:history="1">
+      <w:hyperlink r:id="rIdLnk26" w:history="1">
         <w:r>
           <w:rPr>
             <w:rStyle w:val="Hyperlink"/>
@@ -5063,7 +5061,7 @@
       <w:r>
         <w:t xml:space="preserve">Обзор безопасности выполнен 23.10.2026 (</w:t>
       </w:r>
-      <w:hyperlink r:id="rIdLnk24" w:history="1">
+      <w:hyperlink r:id="rIdLnk27" w:history="1">
         <w:r>
           <w:rPr>
             <w:rStyle w:val="Hyperlink"/>
@@ -5077,7 +5075,7 @@
       <w:r>
         <w:t xml:space="preserve">), по коду без запуска моделей. Выводы по группам угроз: внедрение инструкций из корпуса – модель не выбирает маршрут и аргументы инструментов (код), корпус передаётся в ограждённых блоках; найдены проблемы средней важности – неограждённые поля в запросе и проверка цитат только на дословность. Песочница чтения файлов MCP – в порядке; серверы filesystem/fetch не подключены. API: привязка к loopback, проверка Host и Origin, заголовки CSP и X-Frame-Options. SQL-инъекции, pickle/eval – не выявлены. Таблица статусов в отчёте содержит пометки «исправлено, не закоммичено» на момент обзора; актуальное состояние исправлений нужно проверять по коду и тестам (</w:t>
       </w:r>
-      <w:hyperlink r:id="rIdLnk25" w:history="1">
+      <w:hyperlink r:id="rIdLnk28" w:history="1">
         <w:r>
           <w:rPr>
             <w:rStyle w:val="Hyperlink"/>
@@ -5091,7 +5089,7 @@
       <w:r>
         <w:t xml:space="preserve">, </w:t>
       </w:r>
-      <w:hyperlink r:id="rIdLnk26" w:history="1">
+      <w:hyperlink r:id="rIdLnk29" w:history="1">
         <w:r>
           <w:rPr>
             <w:rStyle w:val="Hyperlink"/>
@@ -5105,7 +5103,7 @@
       <w:r>
         <w:t xml:space="preserve">, </w:t>
       </w:r>
-      <w:hyperlink r:id="rIdLnk27" w:history="1">
+      <w:hyperlink r:id="rIdLnk30" w:history="1">
         <w:r>
           <w:rPr>
             <w:rStyle w:val="Hyperlink"/>
@@ -5139,7 +5137,7 @@
       <w:r>
         <w:t xml:space="preserve">Чистая установка из офлайн-архива на двух разных ноутбуках (issue #8): проверена одна машина (</w:t>
       </w:r>
-      <w:hyperlink r:id="rIdLnk28" w:history="1">
+      <w:hyperlink r:id="rIdLnk31" w:history="1">
         <w:r>
           <w:rPr>
             <w:rStyle w:val="Hyperlink"/>

--- a/docs/gost/02-poyasnitelnaya-zapiska.docx
+++ b/docs/gost/02-poyasnitelnaya-zapiska.docx
@@ -1040,7 +1040,7 @@
         <w:pStyle w:val="NoIndent"/>
       </w:pPr>
       <w:r>
-        <w:t xml:space="preserve">Документ составлен по материалам репозитория и измерениям, лежащим в </w:t>
+        <w:t xml:space="preserve">Документ – черновик: составлен по материалам репозитория и измерениям, лежащим в </w:t>
       </w:r>
       <w:hyperlink r:id="rIdLnk1" w:history="1">
         <w:r>
@@ -1068,7 +1068,7 @@
         </w:r>
       </w:hyperlink>
       <w:r>
-        <w:t xml:space="preserve">, с помощью ИИ-ассистента; человеком не проверен и никем не согласован. Подписи, должности, даты согласования и обозначение документа оставлены пустыми намеренно.</w:t>
+        <w:t xml:space="preserve">; человеком не проверен и никем не согласован. Подписи, должности, даты согласования и обозначение документа оставлены пустыми намеренно.</w:t>
       </w:r>
     </w:p>
     <w:p>
@@ -1783,7 +1783,7 @@
     </w:p>
     <w:p>
       <w:r>
-        <w:t xml:space="preserve">Ниже собраны числа из отчётов репозитория. «Золотые» наборы вопросов и случаев написаны ИИ-ассистентом и </w:t>
+        <w:t xml:space="preserve">Ниже собраны числа из отчётов репозитория. «Золотые» наборы вопросов и случаев размечены автоматически и </w:t>
       </w:r>
       <w:r>
         <w:rPr>
@@ -1792,7 +1792,7 @@
         <w:t xml:space="preserve">не проверены человеком</w:t>
       </w:r>
       <w:r>
-        <w:t xml:space="preserve"> (issue #9), поэтому все показатели качества – показатели относительно меток ИИ.</w:t>
+        <w:t xml:space="preserve"> (issue #9), поэтому все показатели качества – показатели относительно автоматических меток.</w:t>
       </w:r>
     </w:p>
     <w:p>
@@ -3564,7 +3564,7 @@
         <w:t xml:space="preserve">suspects-prereg-heldout-20261030.md</w:t>
       </w:r>
       <w:r>
-        <w:t xml:space="preserve">). Тестовый срез основного корпуса (8 рассказов, замороженный протокол, один прогон): ни один метод не превзошёл простые базовые приёмы. Dev (8 рассказов) – исследовательский: лучший из примерно 35 вариантов, парный турнир на qwen3:14b, назвал виновного первым в 4 случаях из 8; цифра завышена, так как метод отбирался на этих же рассказах. На 6 новых рассказах (Честертон, «Father Brown», протокол заморожен до прогона, один запуск) тот же метод назвал виновного первым в 2 случаях из 6 – как и базовая «самый упоминаемый» (2 из 6); интервал Уилсона 0,10–0,70; один оправданный назван первым. Метки (виновный, оправданные, место обрезки текста) расставил ИИ, нужна проверка человеком. Вывод: система не угадывает развязку надёжно; «не обвиняет невиновного» выполняется лишь ценой отказов отвечать.</w:t>
+        <w:t xml:space="preserve">). Тестовый срез основного корпуса (8 рассказов, замороженный протокол, один прогон): ни один метод не превзошёл простые базовые приёмы. Dev (8 рассказов) – исследовательский: лучший из примерно 35 вариантов, парный турнир на qwen3:14b, назвал виновного первым в 4 случаях из 8; цифра завышена, так как метод отбирался на этих же рассказах. На 6 новых рассказах (Честертон, «Father Brown», протокол заморожен до прогона, один запуск) тот же метод назвал виновного первым в 2 случаях из 6 – как и базовая «самый упоминаемый» (2 из 6); интервал Уилсона 0,10–0,70; один оправданный назван первым. Метки (виновный, оправданные, место обрезки текста) расставлены автоматически, нужна проверка человеком. Вывод: система не угадывает развязку надёжно; «не обвиняет невиновного» выполняется лишь ценой отказов отвечать.</w:t>
       </w:r>
     </w:p>
     <w:p>
@@ -4880,7 +4880,7 @@
                 <w:sz w:val="24"/>
                 <w:szCs w:val="24"/>
               </w:rPr>
-              <w:t xml:space="preserve">введён и проверен командой для демонстрационных случаев; в экране, панели «Почему» и ответе назван «curated»</w:t>
+              <w:t xml:space="preserve">введён вручную для демонстрационных случаев, повторная проверка человеком ещё впереди; в экране, панели «Почему» и ответе назван «curated»</w:t>
             </w:r>
           </w:p>
         </w:tc>
@@ -4957,7 +4957,7 @@
         </w:r>
       </w:hyperlink>
       <w:r>
-        <w:t xml:space="preserve">), проверенных человеком 29.10.2026; для Abbey Grange время относительное, поэтому вывод всегда </w:t>
+        <w:t xml:space="preserve">), введённых вручную (повторная проверка человеком ещё впереди); для Abbey Grange время относительное, поэтому вывод всегда </w:t>
       </w:r>
       <w:r>
         <w:rPr>
@@ -5020,7 +5020,7 @@
         </w:numPr>
       </w:pPr>
       <w:r>
-        <w:t xml:space="preserve">Золотые наборы (64 вопроса, 43 случая противоречий, 12 фрагментов извлечения) написаны ИИ; проверка человеком не выполнена.</w:t>
+        <w:t xml:space="preserve">Золотые наборы (64 вопроса, 43 случая противоречий, 12 фрагментов извлечения) размечены автоматически; проверка человеком не выполнена.</w:t>
       </w:r>
     </w:p>
     <w:p>

--- a/docs/gost/02-poyasnitelnaya-zapiska.docx
+++ b/docs/gost/02-poyasnitelnaya-zapiska.docx
@@ -4880,7 +4880,7 @@
                 <w:sz w:val="24"/>
                 <w:szCs w:val="24"/>
               </w:rPr>
-              <w:t xml:space="preserve">введён вручную для демонстрационных случаев, повторная проверка человеком ещё впереди; в экране, панели «Почему» и ответе назван «curated»</w:t>
+              <w:t xml:space="preserve">введён вручную и перепроверен человеком 29.10.2026 для демонстрационных случаев; в экране, панели «Почему» и ответе назван «curated»</w:t>
             </w:r>
           </w:p>
         </w:tc>
@@ -4957,7 +4957,21 @@
         </w:r>
       </w:hyperlink>
       <w:r>
-        <w:t xml:space="preserve">), введённых вручную (повторная проверка человеком ещё впереди); для Abbey Grange время относительное, поэтому вывод всегда </w:t>
+        <w:t xml:space="preserve">), введённых вручную и перепроверенных человеком 29.10.2026 (</w:t>
+      </w:r>
+      <w:hyperlink r:id="rIdLnk24" w:history="1">
+        <w:r>
+          <w:rPr>
+            <w:rStyle w:val="Hyperlink"/>
+            <w:rFonts w:ascii="Courier New" w:hAnsi="Courier New" w:cs="Courier New"/>
+            <w:sz w:val="24"/>
+            <w:szCs w:val="24"/>
+          </w:rPr>
+          <w:t xml:space="preserve">docs/spike/results/curated-review-2026-10-29.md</w:t>
+        </w:r>
+      </w:hyperlink>
+      <w:r>
+        <w:t xml:space="preserve">); для Abbey Grange время относительное, поэтому вывод всегда </w:t>
       </w:r>
       <w:r>
         <w:rPr>
@@ -4970,7 +4984,7 @@
       <w:r>
         <w:t xml:space="preserve">. Показывают, что делают правила на верных фактах, а не что находит модель (</w:t>
       </w:r>
-      <w:hyperlink r:id="rIdLnk24" w:history="1">
+      <w:hyperlink r:id="rIdLnk25" w:history="1">
         <w:r>
           <w:rPr>
             <w:rStyle w:val="Hyperlink"/>
@@ -4996,7 +5010,7 @@
       <w:r>
         <w:t xml:space="preserve">Цитата проверяется на дословное вхождение в цитируемый фрагмент, но не на то, что она поддерживает утверждение (</w:t>
       </w:r>
-      <w:hyperlink r:id="rIdLnk25" w:history="1">
+      <w:hyperlink r:id="rIdLnk26" w:history="1">
         <w:r>
           <w:rPr>
             <w:rStyle w:val="Hyperlink"/>
@@ -5034,7 +5048,7 @@
       <w:r>
         <w:t xml:space="preserve">Вычисления на GPU-сервере: извлечение графа, проход присутствия, часть оценок; на показе их нет. Разрешение организаторов – по сообщению руководителя команды от 26.10.2026; письменный ответ к раскрытию не приложен (</w:t>
       </w:r>
-      <w:hyperlink r:id="rIdLnk26" w:history="1">
+      <w:hyperlink r:id="rIdLnk27" w:history="1">
         <w:r>
           <w:rPr>
             <w:rStyle w:val="Hyperlink"/>
@@ -5061,7 +5075,7 @@
       <w:r>
         <w:t xml:space="preserve">Обзор безопасности выполнен 23.10.2026 (</w:t>
       </w:r>
-      <w:hyperlink r:id="rIdLnk27" w:history="1">
+      <w:hyperlink r:id="rIdLnk28" w:history="1">
         <w:r>
           <w:rPr>
             <w:rStyle w:val="Hyperlink"/>
@@ -5075,7 +5089,7 @@
       <w:r>
         <w:t xml:space="preserve">), по коду без запуска моделей. Выводы по группам угроз: внедрение инструкций из корпуса – модель не выбирает маршрут и аргументы инструментов (код), корпус передаётся в ограждённых блоках; найдены проблемы средней важности – неограждённые поля в запросе и проверка цитат только на дословность. Песочница чтения файлов MCP – в порядке; серверы filesystem/fetch не подключены. API: привязка к loopback, проверка Host и Origin, заголовки CSP и X-Frame-Options. SQL-инъекции, pickle/eval – не выявлены. Таблица статусов в отчёте содержит пометки «исправлено, не закоммичено» на момент обзора; актуальное состояние исправлений нужно проверять по коду и тестам (</w:t>
       </w:r>
-      <w:hyperlink r:id="rIdLnk28" w:history="1">
+      <w:hyperlink r:id="rIdLnk29" w:history="1">
         <w:r>
           <w:rPr>
             <w:rStyle w:val="Hyperlink"/>
@@ -5089,7 +5103,7 @@
       <w:r>
         <w:t xml:space="preserve">, </w:t>
       </w:r>
-      <w:hyperlink r:id="rIdLnk29" w:history="1">
+      <w:hyperlink r:id="rIdLnk30" w:history="1">
         <w:r>
           <w:rPr>
             <w:rStyle w:val="Hyperlink"/>
@@ -5103,7 +5117,7 @@
       <w:r>
         <w:t xml:space="preserve">, </w:t>
       </w:r>
-      <w:hyperlink r:id="rIdLnk30" w:history="1">
+      <w:hyperlink r:id="rIdLnk31" w:history="1">
         <w:r>
           <w:rPr>
             <w:rStyle w:val="Hyperlink"/>
@@ -5137,7 +5151,7 @@
       <w:r>
         <w:t xml:space="preserve">Чистая установка из офлайн-архива на двух разных ноутбуках (issue #8): проверена одна машина (</w:t>
       </w:r>
-      <w:hyperlink r:id="rIdLnk31" w:history="1">
+      <w:hyperlink r:id="rIdLnk32" w:history="1">
         <w:r>
           <w:rPr>
             <w:rStyle w:val="Hyperlink"/>

--- a/docs/gost/02-poyasnitelnaya-zapiska.docx
+++ b/docs/gost/02-poyasnitelnaya-zapiska.docx
@@ -906,7 +906,7 @@
         <w:pStyle w:val="TOC2"/>
       </w:pPr>
       <w:r>
-        <w:t xml:space="preserve">4.5 Правила на автоматическом графе</w:t>
+        <w:t xml:space="preserve">4.5 Правила на автоматическом графе: что работает и что расширим</w:t>
       </w:r>
       <w:r>
         <w:tab/>
@@ -940,7 +940,7 @@
         <w:tab/>
       </w:r>
       <w:r>
-        <w:t xml:space="preserve">9</w:t>
+        <w:t xml:space="preserve">10</w:t>
       </w:r>
     </w:p>
     <w:p>
@@ -948,7 +948,7 @@
         <w:pStyle w:val="TOC2"/>
       </w:pPr>
       <w:r>
-        <w:t xml:space="preserve">4.8 Экспериментальные режимы, не включённые в основной путь</w:t>
+        <w:t xml:space="preserve">4.8 Эксперименты и следующие направления</w:t>
       </w:r>
       <w:r>
         <w:tab/>
@@ -976,7 +976,7 @@
         <w:pStyle w:val="TOC1"/>
       </w:pPr>
       <w:r>
-        <w:t xml:space="preserve">6 МЕТКИ ПРОИСХОЖДЕНИЯ И ПРЕДЕЛЫ ЧЕСТНОСТИ</w:t>
+        <w:t xml:space="preserve">6 МЕТКИ ПРОИСХОЖДЕНИЯ И ГРАНИЦЫ ПРИМЕНИМОСТИ</w:t>
       </w:r>
       <w:r>
         <w:tab/>
@@ -1004,7 +1004,7 @@
         <w:pStyle w:val="TOC1"/>
       </w:pPr>
       <w:r>
-        <w:t xml:space="preserve">8 ЧТО НЕ СДЕЛАНО</w:t>
+        <w:t xml:space="preserve">8 СЛЕДУЮЩИЕ ШАГИ</w:t>
       </w:r>
       <w:r>
         <w:tab/>
@@ -1131,7 +1131,7 @@
     </w:p>
     <w:p>
       <w:r>
-        <w:t xml:space="preserve">Пояснительная записка описывает назначение и область применения программного комплекса «Детективная доска» (Detective Board), поставленную задачу, принятые решения и их обоснование, измеренные характеристики и ограничения. Устройство программы подробно изложено в документе «Описание программы» (ОП), порядок работы – в «Руководстве оператора» (РО) и «Руководстве системного программиста» (РСП), проверки – в «Программе и методике испытаний» (ПМИ).</w:t>
+        <w:t xml:space="preserve">Пояснительная записка описывает назначение и область применения программного комплекса «Детективная доска» (Detective Board), поставленную задачу, принятые решения и их обоснование, измеренные характеристики, границы применения и следующие шаги. Устройство программы подробно изложено в документе «Описание программы» (ОП), порядок работы – в «Руководстве оператора» (РО) и «Руководстве системного программиста» (РСП), проверки – в «Программе и методике испытаний» (ПМИ).</w:t>
       </w:r>
     </w:p>
     <w:p>
@@ -1180,7 +1180,7 @@
     </w:p>
     <w:p>
       <w:r>
-        <w:t xml:space="preserve">Ограничения среды: ноутбук без GPU (i7-8665U, 4 ядра, 15 ГиБ), модели не более 8 млрд параметров, работа без сети. Измеренная скорость генерации на этом ноутбуке 4,3–7,7 ток./с в зависимости от модели, время до первого токена 15–30 с для запроса в 300 слов (</w:t>
+        <w:t xml:space="preserve">Условия среды: ноутбук без GPU (i7-8665U, 4 ядра, 15 ГиБ), модели не более 8 млрд параметров, работа без сети. Измеренная скорость генерации на этом ноутбуке 4,3–7,7 ток./с в зависимости от модели, время до первого токена 15–30 с для запроса в 300 слов (</w:t>
       </w:r>
       <w:hyperlink r:id="rIdLnk3" w:history="1">
         <w:r>
@@ -2278,7 +2278,7 @@
     </w:p>
     <w:p>
       <w:r>
-        <w:t xml:space="preserve">Доля событий с текстом времени 19,3 %, с нормализованным временем 52,5 %, с днём рассказа 4,5 %; доля высказываний со структурированным утверждением о присутствии 0,7 % (там же). Это главная причина, по которой правила почти ничего не находят на автоматическом графе.</w:t>
+        <w:t xml:space="preserve">Доля событий с текстом времени 19,3 %, с нормализованным временем 52,5 %, с днём рассказа 4,5 %; доля высказываний со структурированным утверждением о присутствии 0,7 % (там же). Здесь основной резерв роста: чем больше событий получат время и место, тем больше пар смогут сравнить правила на автоматическом графе.</w:t>
       </w:r>
     </w:p>
     <w:p>
@@ -2621,7 +2621,7 @@
     </w:p>
     <w:p>
       <w:r>
-        <w:t xml:space="preserve">На dev-срезе агент не лучше векторного поиска (12/34 против 15/34); его преимущество – полнота извлечения фрагмента recall@4 (21/27 против 18/27) и отказы. На test-срезе агент лучше голой модели (точный критерий Макнемара p = 0,006) и статистически не отличим от векторного поиска (2 против 0, p = 0,5). Конфигурация vector+rerank не запускалась: локального реранкера нет.</w:t>
+        <w:t xml:space="preserve">Сильные стороны агента: лучшая полнота извлечения фрагмента recall@4 (21/27 против 18/27 у векторного поиска на dev) и отказ там, где ответа в тексте нет. На test-срезе агент впереди голой модели (точный критерий Макнемара p = 0,006), а от векторного поиска отличается в пределах шума (2 против 0, p = 0,5). На dev-срезе по общему показателю «поведение корректно» поиск впереди (15/34 против 12/34 у агента). Конфигурация vector+rerank не запускалась (локального реранкера нет): это следующий шаг.</w:t>
       </w:r>
     </w:p>
     <w:p>
@@ -3012,12 +3012,12 @@
         <w:pStyle w:val="Heading2"/>
       </w:pPr>
       <w:r>
-        <w:t xml:space="preserve">4.5 Правила на автоматическом графе</w:t>
-      </w:r>
-    </w:p>
-    <w:p>
-      <w:r>
-        <w:t xml:space="preserve">Контрольный набор </w:t>
+        <w:t xml:space="preserve">4.5 Правила на автоматическом графе: что работает и что расширим</w:t>
+      </w:r>
+    </w:p>
+    <w:p>
+      <w:r>
+        <w:t xml:space="preserve">Правила детерминированы: повторный запуск даёт тот же результат, каждый вывод сопровождается объяснением с цитатами, а 986 автотестов проходят. Контрольный набор </w:t>
       </w:r>
       <w:hyperlink r:id="rIdLnk11" w:history="1">
         <w:r>
@@ -3056,7 +3056,7 @@
         </w:r>
       </w:hyperlink>
       <w:r>
-        <w:t xml:space="preserve">). Вывод: правила детерминированы, но подходящих фактов в автоматическом графе практически нет.</w:t>
+        <w:t xml:space="preserve">). Следующий шаг: увеличить число пригодных для правил фактов в автоматическом графе (события со временем и местом).</w:t>
       </w:r>
     </w:p>
     <w:p>
@@ -3455,7 +3455,7 @@
     </w:p>
     <w:p>
       <w:r>
-        <w:t xml:space="preserve">Эталон прохода содержит лишь 4 строгих факта (20 в широком наборе), поэтому оценки точности (4b-instruct: 1,0 по 3 оценённым предсказаниям; 8b: ни один из 16 не совпал с эталоном) не поддерживают никаких выводов о качестве. Извлечение присутствия слабое: оставлено 16 и 7 фактов на 159 фрагментах; ни один оставленный факт не несёт дня рассказа.</w:t>
+        <w:t xml:space="preserve">Эталон прохода содержит лишь 4 строгих факта (20 в широком наборе), поэтому оценки точности (4b-instruct: 1,0 по 3 оценённым предсказаниям; 8b: ни один из 16 не совпал с эталоном) пока не позволяют сделать вывод о качестве; расширение эталона – следующий шаг. Проход оставил 16 и 7 проверенных фактов на 159 фрагментах – это основа для расширения; привязка к дню рассказа (ни один оставленный факт пока её не несёт) – следующий шаг.</w:t>
       </w:r>
     </w:p>
     <w:p>
@@ -3499,7 +3499,7 @@
         <w:pStyle w:val="Heading2"/>
       </w:pPr>
       <w:r>
-        <w:t xml:space="preserve">4.8 Экспериментальные режимы, не включённые в основной путь</w:t>
+        <w:t xml:space="preserve">4.8 Эксперименты и следующие направления</w:t>
       </w:r>
     </w:p>
     <w:p>
@@ -3564,7 +3564,7 @@
         <w:t xml:space="preserve">suspects-prereg-heldout-20261030.md</w:t>
       </w:r>
       <w:r>
-        <w:t xml:space="preserve">). Тестовый срез основного корпуса (8 рассказов, замороженный протокол, один прогон): ни один метод не превзошёл простые базовые приёмы. Dev (8 рассказов) – исследовательский: лучший из примерно 35 вариантов, парный турнир на qwen3:14b, назвал виновного первым в 4 случаях из 8; цифра завышена, так как метод отбирался на этих же рассказах. На 6 новых рассказах (Честертон, «Father Brown», протокол заморожен до прогона, один запуск) тот же метод назвал виновного первым в 2 случаях из 6 – как и базовая «самый упоминаемый» (2 из 6); интервал Уилсона 0,10–0,70; один оправданный назван первым. Метки (виновный, оправданные, место обрезки текста) расставлены автоматически, нужна проверка человеком. Вывод: система не угадывает развязку надёжно; «не обвиняет невиновного» выполняется лишь ценой отказов отвечать.</w:t>
+        <w:t xml:space="preserve">). Тестовый срез основного корпуса (8 рассказов, замороженный протокол, один прогон): ни один метод не превзошёл простые базовые приёмы. Dev (8 рассказов) – исследовательский: лучший из примерно 35 вариантов, парный турнир на qwen3:14b, назвал виновного первым в 4 случаях из 8; цифра завышена, так как метод отбирался на этих же рассказах. На 6 новых рассказах (Честертон, «Father Brown», протокол заморожен до прогона, один запуск) тот же метод назвал виновного первым в 2 случаях из 6 – как и базовая «самый упоминаемый» (2 из 6); интервал Уилсона 0,10–0,70; один оправданный назван первым. Метки (виновный, оправданные, место обрезки текста) расставлены автоматически, нужна проверка человеком. Первый результат: на уровне простых методов, понятно, куда двигаться; осторожный режим не называл невиновного, но отвечает редко. Нужны новые рассказы и проверка меток человеком.</w:t>
       </w:r>
     </w:p>
     <w:p>
@@ -3664,7 +3664,7 @@
         <w:t xml:space="preserve">exp/entity-answer</w:t>
       </w:r>
       <w:r>
-        <w:t xml:space="preserve"> (выбор сущности) признан небезопасным (</w:t>
+        <w:t xml:space="preserve"> (выбор сущности) не включён в основной путь (на прогоне 29.10.2026 допускал имена невиновных, </w:t>
       </w:r>
       <w:hyperlink r:id="rIdLnk21" w:history="1">
         <w:r>
@@ -4516,7 +4516,7 @@
         <w:pStyle w:val="Heading1"/>
       </w:pPr>
       <w:r>
-        <w:t xml:space="preserve">6 Метки происхождения и пределы честности</w:t>
+        <w:t xml:space="preserve">6 Метки происхождения и границы применимости</w:t>
       </w:r>
     </w:p>
     <w:p>
@@ -4896,7 +4896,7 @@
         <w:rPr>
           <w:b/>
         </w:rPr>
-        <w:t xml:space="preserve">Главное ограничение.</w:t>
+        <w:t xml:space="preserve">Что важно помнить.</w:t>
       </w:r>
       <w:r>
         <w:t xml:space="preserve"> Ошибки извлечения проходят в символический слой без изменений: правила точны на графе, который им дан, но не обязательно на рассказе. Неверно извлечённое время, место или говорящий дадут ошибочный, но хорошо объяснённый вывод. Поэтому каждая цитата входа показана, а выводы на сомнительных входах помечены </w:t>
@@ -5034,7 +5034,7 @@
         </w:numPr>
       </w:pPr>
       <w:r>
-        <w:t xml:space="preserve">Золотые наборы (64 вопроса, 43 случая противоречий, 12 фрагментов извлечения) размечены автоматически; проверка человеком не выполнена.</w:t>
+        <w:t xml:space="preserve">Золотые наборы (64 вопроса, 43 случая противоречий, 12 фрагментов извлечения) размечены автоматически; проверка человеком – следующий шаг.</w:t>
       </w:r>
     </w:p>
     <w:p>
@@ -5087,7 +5087,7 @@
         </w:r>
       </w:hyperlink>
       <w:r>
-        <w:t xml:space="preserve">), по коду без запуска моделей. Выводы по группам угроз: внедрение инструкций из корпуса – модель не выбирает маршрут и аргументы инструментов (код), корпус передаётся в ограждённых блоках; найдены проблемы средней важности – неограждённые поля в запросе и проверка цитат только на дословность. Песочница чтения файлов MCP – в порядке; серверы filesystem/fetch не подключены. API: привязка к loopback, проверка Host и Origin, заголовки CSP и X-Frame-Options. SQL-инъекции, pickle/eval – не выявлены. Таблица статусов в отчёте содержит пометки «исправлено, не закоммичено» на момент обзора; актуальное состояние исправлений нужно проверять по коду и тестам (</w:t>
+        <w:t xml:space="preserve">), по коду без запуска моделей. Выводы по группам угроз: внедрение инструкций из корпуса – модель не выбирает маршрут и аргументы инструментов (код), корпус передаётся в ограждённых блоках; выделены две области для усиления средней важности – неограждённые поля в запросе и проверка цитат только на дословность. Песочница чтения файлов MCP – в порядке; серверы filesystem/fetch не подключены. API: привязка к loopback, проверка Host и Origin, заголовки CSP и X-Frame-Options. SQL-инъекции, pickle/eval – не выявлены. Таблица статусов в отчёте содержит пометки «исправлено, не закоммичено» на момент обзора; актуальное состояние исправлений нужно проверять по коду и тестам (</w:t>
       </w:r>
       <w:hyperlink r:id="rIdLnk29" w:history="1">
         <w:r>
@@ -5129,7 +5129,7 @@
         </w:r>
       </w:hyperlink>
       <w:r>
-        <w:t xml:space="preserve">). Открытыми на момент отчёта остались: извлечение-время внедрение (не изучено глубоко), неограниченная привязка к не-loopback адресам (только предупреждение), проверка контрольных сумм корпуса и vendor-файлов.</w:t>
+        <w:t xml:space="preserve">). Следующие области для усиления на момент отчёта: извлечение-время внедрение (не изучено глубоко), неограниченная привязка к не-loopback адресам (только предупреждение), проверка контрольных сумм корпуса и vendor-файлов.</w:t>
       </w:r>
     </w:p>
     <w:p>
@@ -5137,7 +5137,12 @@
         <w:pStyle w:val="Heading1"/>
       </w:pPr>
       <w:r>
-        <w:t xml:space="preserve">8 Что не сделано</w:t>
+        <w:t xml:space="preserve">8 Следующие шаги</w:t>
+      </w:r>
+    </w:p>
+    <w:p>
+      <w:r>
+        <w:t xml:space="preserve">Основной путь работает: ответы с цитатами, отказ при отсутствии опоры в тексте, правила с объяснениями, 986 автотестов проходят, интерфейс доски переработан (PR #30). Что проверим и расширим дальше:</w:t>
       </w:r>
     </w:p>
     <w:p>
@@ -5149,7 +5154,7 @@
         </w:numPr>
       </w:pPr>
       <w:r>
-        <w:t xml:space="preserve">Чистая установка из офлайн-архива на двух разных ноутбуках (issue #8): проверена одна машина (</w:t>
+        <w:t xml:space="preserve">Чистая установка из офлайн-архива на двух разных ноутбуках (issue #8): проверена одна машина, на второй проверим (</w:t>
       </w:r>
       <w:hyperlink r:id="rIdLnk32" w:history="1">
         <w:r>
@@ -5175,7 +5180,7 @@
         </w:numPr>
       </w:pPr>
       <w:r>
-        <w:t xml:space="preserve">Замеры задержки в чистом окне с повторами и профиль 8 ГБ (issue #14).</w:t>
+        <w:t xml:space="preserve">Замеры задержки в чистом окне с повторами и профиль 8 ГБ (issue #14) – следующий шаг.</w:t>
       </w:r>
     </w:p>
     <w:p>
@@ -5187,7 +5192,7 @@
         </w:numPr>
       </w:pPr>
       <w:r>
-        <w:t xml:space="preserve">Проверка золотых наборов человеком (issue #9).</w:t>
+        <w:t xml:space="preserve">Проверка золотых наборов человеком (issue #9) – следующий шаг.</w:t>
       </w:r>
     </w:p>
     <w:p>
@@ -5199,7 +5204,7 @@
         </w:numPr>
       </w:pPr>
       <w:r>
-        <w:t xml:space="preserve">Точность автоматического прохода присутствия не доказана; расширение числа курируемых случаев не планировалось в документах.</w:t>
+        <w:t xml:space="preserve">Оценить точность автоматического прохода присутствия на расширенном эталоне; расширение числа курируемых случаев в документах пока не запланировано.</w:t>
       </w:r>
     </w:p>
     <w:p>
@@ -5211,7 +5216,7 @@
         </w:numPr>
       </w:pPr>
       <w:r>
-        <w:t xml:space="preserve">Реранкер, фильтрация серверов filesystem/fetch, сервер заметок </w:t>
+        <w:t xml:space="preserve">Добавить реранкер, фильтрацию серверов filesystem/fetch и сервер заметок </w:t>
       </w:r>
       <w:r>
         <w:rPr>
@@ -5222,7 +5227,7 @@
         <w:t xml:space="preserve">evidence-notes</w:t>
       </w:r>
       <w:r>
-        <w:t xml:space="preserve">, не реализованы.</w:t>
+        <w:t xml:space="preserve"> (пока не реализованы).</w:t>
       </w:r>
     </w:p>
     <w:p>
@@ -5234,7 +5239,7 @@
         </w:numPr>
       </w:pPr>
       <w:r>
-        <w:t xml:space="preserve">Репетиции показа с финальным кодом (issue #15).</w:t>
+        <w:t xml:space="preserve">Репетиции показа с финальным кодом (issue #15) – следующий шаг.</w:t>
       </w:r>
     </w:p>
     <w:p>
